--- a/public/resume/devops/abubakar-khawaja-devops-engineer-resume.docx
+++ b/public/resume/devops/abubakar-khawaja-devops-engineer-resume.docx
@@ -31,7 +31,7 @@
           <w:sz w:val="22"/>
           <w:szCs w:val="22"/>
         </w:rPr>
-        <w:t xml:space="preserve">DevOps Engineer | AWS | Kubernetes | Docker | Terraform | CI/CD | Linux</w:t>
+        <w:t xml:space="preserve">DevOps Engineer</w:t>
       </w:r>
     </w:p>
     <w:p>
@@ -56,7 +56,7 @@
         </w:rPr>
         <w:t xml:space="preserve">  •  </w:t>
       </w:r>
-      <w:hyperlink w:history="1" r:id="rIdefwucmiw1i6v1ctylhdnh">
+      <w:hyperlink w:history="1" r:id="rIdk1fajtbrhuefxcsb_7y6p">
         <w:r>
           <w:rPr>
             <w:rStyle w:val="Hyperlink"/>
@@ -76,7 +76,7 @@
         </w:rPr>
         <w:t xml:space="preserve">  •  </w:t>
       </w:r>
-      <w:hyperlink w:history="1" r:id="rIdnfmxteczcfjyuymvdtril">
+      <w:hyperlink w:history="1" r:id="rIdwx5msvoi09mqn95lzke9r">
         <w:r>
           <w:rPr>
             <w:rStyle w:val="Hyperlink"/>
@@ -96,7 +96,7 @@
         </w:rPr>
         <w:t xml:space="preserve">  •  </w:t>
       </w:r>
-      <w:hyperlink w:history="1" r:id="rIddpd5w4nofcb1ee5gmi11p">
+      <w:hyperlink w:history="1" r:id="rIdc-zlqdjvkiux0xkcywkm_">
         <w:r>
           <w:rPr>
             <w:rStyle w:val="Hyperlink"/>
